--- a/livrables/fiche_contribution_individuelle.docx
+++ b/livrables/fiche_contribution_individuelle.docx
@@ -44,7 +44,25 @@
           <w:sz w:val="21"/>
           <w:szCs w:val="21"/>
         </w:rPr>
-        <w:t xml:space="preserve"> [Nom]    </w:t>
+        <w:t xml:space="preserve"> </w:t>
+      </w:r>
+      <w:r>
+        <w:rPr>
+          <w:rFonts w:ascii="Calibri" w:hAnsi="Calibri" w:cs="Calibri"/>
+          <w:color w:val="1A1A1A"/>
+          <w:sz w:val="21"/>
+          <w:szCs w:val="21"/>
+        </w:rPr>
+        <w:t>Megrad</w:t>
+      </w:r>
+      <w:r>
+        <w:rPr>
+          <w:rFonts w:ascii="Calibri" w:hAnsi="Calibri" w:cs="Calibri"/>
+          <w:color w:val="1A1A1A"/>
+          <w:sz w:val="21"/>
+          <w:szCs w:val="21"/>
+        </w:rPr>
+        <w:t xml:space="preserve">    </w:t>
       </w:r>
       <w:r>
         <w:rPr>
@@ -64,7 +82,25 @@
           <w:sz w:val="21"/>
           <w:szCs w:val="21"/>
         </w:rPr>
-        <w:t xml:space="preserve"> [Prénom]    </w:t>
+        <w:t xml:space="preserve"> </w:t>
+      </w:r>
+      <w:r>
+        <w:rPr>
+          <w:rFonts w:ascii="Calibri" w:hAnsi="Calibri" w:cs="Calibri"/>
+          <w:color w:val="1A1A1A"/>
+          <w:sz w:val="21"/>
+          <w:szCs w:val="21"/>
+        </w:rPr>
+        <w:t>Ouassim</w:t>
+      </w:r>
+      <w:r>
+        <w:rPr>
+          <w:rFonts w:ascii="Calibri" w:hAnsi="Calibri" w:cs="Calibri"/>
+          <w:color w:val="1A1A1A"/>
+          <w:sz w:val="21"/>
+          <w:szCs w:val="21"/>
+        </w:rPr>
+        <w:t xml:space="preserve">    </w:t>
       </w:r>
       <w:r>
         <w:rPr>
@@ -298,16 +334,7 @@
           <w:sz w:val="21"/>
           <w:szCs w:val="21"/>
         </w:rPr>
-        <w:t xml:space="preserve"> </w:t>
-      </w:r>
-      <w:r>
-        <w:rPr>
-          <w:rFonts w:ascii="Calibri" w:eastAsia="Times New Roman" w:hAnsi="Calibri" w:cs="Calibri"/>
-          <w:color w:val="1A1A1A"/>
-          <w:sz w:val="21"/>
-          <w:szCs w:val="21"/>
-        </w:rPr>
-        <w:t>: cohérent avec le titre Data Engineer visé, légitimé par le dossier (story B10, feedback F03, risque R06 sur la fiabilité des KPI).</w:t>
+        <w:t xml:space="preserve"> : cohérent avec le titre Data Engineer visé, légitimé par le dossier (story B10, feedback F03, risque R06 sur la fiabilité des KPI).</w:t>
       </w:r>
     </w:p>
     <w:p>
@@ -412,16 +439,7 @@
           <w:sz w:val="21"/>
           <w:szCs w:val="21"/>
         </w:rPr>
-        <w:t xml:space="preserve"> </w:t>
-      </w:r>
-      <w:r>
-        <w:rPr>
-          <w:rFonts w:ascii="Calibri" w:eastAsia="Times New Roman" w:hAnsi="Calibri" w:cs="Calibri"/>
-          <w:color w:val="1A1A1A"/>
-          <w:sz w:val="21"/>
-          <w:szCs w:val="21"/>
-        </w:rPr>
-        <w:t>: un pilote avec des utilisateurs non formés mesurerait l'échec de la formation, pas la valeur de l'outil.</w:t>
+        <w:t xml:space="preserve"> : un pilote avec des utilisateurs non formés mesurerait l'échec de la formation, pas la valeur de l'outil.</w:t>
       </w:r>
     </w:p>
     <w:p>
@@ -540,16 +558,7 @@
           <w:sz w:val="21"/>
           <w:szCs w:val="21"/>
         </w:rPr>
-        <w:t xml:space="preserve"> </w:t>
-      </w:r>
-      <w:r>
-        <w:rPr>
-          <w:rFonts w:ascii="Calibri" w:eastAsia="Times New Roman" w:hAnsi="Calibri" w:cs="Calibri"/>
-          <w:color w:val="1A1A1A"/>
-          <w:sz w:val="21"/>
-          <w:szCs w:val="21"/>
-        </w:rPr>
-        <w:t>5 objectifs SMART chiffrés à partir des KPI fournis, plan en 4 phases et 5 jalons calé sur les dépendances du backlog, parties prenantes et inclusion intégrées dès la planification.</w:t>
+        <w:t xml:space="preserve"> 5 objectifs SMART chiffrés à partir des KPI fournis, plan en 4 phases et 5 jalons calé sur les dépendances du backlog, parties prenantes et inclusion intégrées dès la planification.</w:t>
       </w:r>
     </w:p>
     <w:p>
@@ -619,16 +628,7 @@
           <w:sz w:val="21"/>
           <w:szCs w:val="21"/>
         </w:rPr>
-        <w:t xml:space="preserve"> </w:t>
-      </w:r>
-      <w:r>
-        <w:rPr>
-          <w:rFonts w:ascii="Calibri" w:eastAsia="Times New Roman" w:hAnsi="Calibri" w:cs="Calibri"/>
-          <w:color w:val="1A1A1A"/>
-          <w:sz w:val="21"/>
-          <w:szCs w:val="21"/>
-        </w:rPr>
-        <w:t>application de la charte de reporting (8 slides, un message par slide, statut vert/orange/rouge, décision attendue), reporting hebdomadaire des KPI, préparation des questions/réponses.</w:t>
+        <w:t xml:space="preserve"> application de la charte de reporting (8 slides, un message par slide, statut vert/orange/rouge, décision attendue), reporting hebdomadaire des KPI, préparation des questions/réponses.</w:t>
       </w:r>
     </w:p>
     <w:p>
@@ -698,16 +698,7 @@
           <w:sz w:val="21"/>
           <w:szCs w:val="21"/>
         </w:rPr>
-        <w:t xml:space="preserve"> </w:t>
-      </w:r>
-      <w:r>
-        <w:rPr>
-          <w:rFonts w:ascii="Calibri" w:eastAsia="Times New Roman" w:hAnsi="Calibri" w:cs="Calibri"/>
-          <w:color w:val="1A1A1A"/>
-          <w:sz w:val="21"/>
-          <w:szCs w:val="21"/>
-        </w:rPr>
-        <w:t>parcours progressif en 5 étapes pour 4 profils, formats courts adaptés à la contrainte de temps des agents, supports accessibles validés type RGAA, support post-déploiement en 2 niveaux avec escalade.</w:t>
+        <w:t xml:space="preserve"> parcours progressif en 5 étapes pour 4 profils, formats courts adaptés à la contrainte de temps des agents, supports accessibles validés type RGAA, support post-déploiement en 2 niveaux avec escalade.</w:t>
       </w:r>
     </w:p>
     <w:p>
@@ -872,16 +863,7 @@
           <w:sz w:val="21"/>
           <w:szCs w:val="21"/>
         </w:rPr>
-        <w:t xml:space="preserve"> </w:t>
-      </w:r>
-      <w:r>
-        <w:rPr>
-          <w:rFonts w:ascii="Calibri" w:hAnsi="Calibri" w:cs="Calibri"/>
-          <w:color w:val="1A1A1A"/>
-          <w:sz w:val="21"/>
-          <w:szCs w:val="21"/>
-        </w:rPr>
-        <w:t>traçabilité systématique des choix vers le dossier documentaire ; cohérence d'ensemble entre les livrables (le calendrier de l'accompagnement correspond à la phase 3 du plan projet) ; fiabilité du dispositif de mesure (formule, owner et action par indicateur).</w:t>
+        <w:t xml:space="preserve"> traçabilité systématique des choix vers le dossier documentaire ; cohérence d'ensemble entre les livrables (le calendrier de l'accompagnement correspond à la phase 3 du plan projet) ; fiabilité du dispositif de mesure (formule, owner et action par indicateur).</w:t>
       </w:r>
     </w:p>
     <w:p>
@@ -912,16 +894,7 @@
           <w:sz w:val="21"/>
           <w:szCs w:val="21"/>
         </w:rPr>
-        <w:t xml:space="preserve"> </w:t>
-      </w:r>
-      <w:r>
-        <w:rPr>
-          <w:rFonts w:ascii="Calibri" w:hAnsi="Calibri" w:cs="Calibri"/>
-          <w:color w:val="1A1A1A"/>
-          <w:sz w:val="21"/>
-          <w:szCs w:val="21"/>
-        </w:rPr>
-        <w:t>l'estimation des charges reste théorique, à confronter à la vélocité constatée dès le premier sprint ; l'expérience de conduite du changement sur le terrain, à renforcer en m'appuyant sur le référent métier après les premiers ateliers.</w:t>
+        <w:t xml:space="preserve"> l'estimation des charges reste théorique, à confronter à la vélocité constatée dès le premier sprint ; l'expérience de conduite du changement sur le terrain, à renforcer en m'appuyant sur le référent métier après les premiers ateliers.</w:t>
       </w:r>
     </w:p>
     <w:sectPr>
